--- a/Output/tables-convert-to-text-output.docx
+++ b/Output/tables-convert-to-text-output.docx
@@ -5,17 +5,17 @@
     <w:p/>
     <w:p>
       <w:r>
-        <w:t xml:space="preserve">		</w:t>
+        <w:t>Apple	Banana	Mango</w:t>
       </w:r>
     </w:p>
     <w:p>
       <w:r>
-        <w:t xml:space="preserve">		</w:t>
+        <w:t>Orange	Grape	Kiwi</w:t>
       </w:r>
     </w:p>
     <w:p>
       <w:r>
-        <w:t xml:space="preserve">		</w:t>
+        <w:t>Papaya	Pear	Peach</w:t>
       </w:r>
     </w:p>
     <w:sectPr>
